--- a/it_manual/themes/style-reference.docx
+++ b/it_manual/themes/style-reference.docx
@@ -171,15 +171,9 @@
     <w:p>
       <w:pPr>
         <w:pStyle w:val="berschrift7"/>
-        <w:rPr>
-          <w:rFonts w:ascii="Arial" w:hAnsi="Arial" w:cs="Arial"/>
-        </w:rPr>
       </w:pPr>
       <w:bookmarkStart w:id="6" w:name="heading-7"/>
       <w:r>
-        <w:rPr>
-          <w:rFonts w:ascii="Arial" w:hAnsi="Arial" w:cs="Arial"/>
-        </w:rPr>
         <w:t xml:space="preserve"> Heading 7 </w:t>
       </w:r>
       <w:bookmarkEnd w:id="6"/>
@@ -339,9 +333,15 @@
           </w:tcPr>
           <w:p>
             <w:pPr>
-              <w:pStyle w:val="Tabelle"/>
+              <w:pStyle w:val="Compact"/>
+              <w:rPr>
+                <w:rFonts w:ascii="Arial" w:hAnsi="Arial" w:cs="Arial"/>
+              </w:rPr>
             </w:pPr>
             <w:r>
+              <w:rPr>
+                <w:rFonts w:ascii="Arial" w:hAnsi="Arial" w:cs="Arial"/>
+              </w:rPr>
               <w:t xml:space="preserve"> Table </w:t>
             </w:r>
           </w:p>
@@ -355,9 +355,15 @@
           </w:tcPr>
           <w:p>
             <w:pPr>
-              <w:pStyle w:val="Tabelle"/>
+              <w:pStyle w:val="Compact"/>
+              <w:rPr>
+                <w:rFonts w:ascii="Arial" w:hAnsi="Arial" w:cs="Arial"/>
+              </w:rPr>
             </w:pPr>
             <w:r>
+              <w:rPr>
+                <w:rFonts w:ascii="Arial" w:hAnsi="Arial" w:cs="Arial"/>
+              </w:rPr>
               <w:t xml:space="preserve"> Table </w:t>
             </w:r>
           </w:p>
@@ -370,9 +376,15 @@
           </w:tcPr>
           <w:p>
             <w:pPr>
-              <w:pStyle w:val="Tabelle"/>
+              <w:pStyle w:val="Compact"/>
+              <w:rPr>
+                <w:rFonts w:ascii="Arial" w:hAnsi="Arial" w:cs="Arial"/>
+              </w:rPr>
             </w:pPr>
             <w:r>
+              <w:rPr>
+                <w:rFonts w:ascii="Arial" w:hAnsi="Arial" w:cs="Arial"/>
+              </w:rPr>
               <w:t xml:space="preserve"> 1 </w:t>
             </w:r>
           </w:p>
@@ -383,9 +395,15 @@
           </w:tcPr>
           <w:p>
             <w:pPr>
-              <w:pStyle w:val="Tabelle"/>
+              <w:pStyle w:val="Compact"/>
+              <w:rPr>
+                <w:rFonts w:ascii="Arial" w:hAnsi="Arial" w:cs="Arial"/>
+              </w:rPr>
             </w:pPr>
             <w:r>
+              <w:rPr>
+                <w:rFonts w:ascii="Arial" w:hAnsi="Arial" w:cs="Arial"/>
+              </w:rPr>
               <w:t xml:space="preserve"> 2 </w:t>
             </w:r>
           </w:p>
@@ -893,7 +911,7 @@
     <w:next w:val="Textkrper"/>
     <w:uiPriority w:val="9"/>
     <w:qFormat/>
-    <w:rsid w:val="004E743F"/>
+    <w:rsid w:val="002E3CA6"/>
     <w:pPr>
       <w:keepNext/>
       <w:keepLines/>
@@ -904,7 +922,7 @@
       <w:rFonts w:asciiTheme="majorHAnsi" w:eastAsiaTheme="majorEastAsia" w:hAnsiTheme="majorHAnsi" w:cstheme="majorBidi"/>
       <w:b/>
       <w:bCs/>
-      <w:color w:val="4F81BD" w:themeColor="accent1"/>
+      <w:color w:val="1F497D" w:themeColor="text2"/>
       <w:sz w:val="40"/>
       <w:szCs w:val="32"/>
     </w:rPr>
@@ -916,7 +934,7 @@
     <w:uiPriority w:val="9"/>
     <w:unhideWhenUsed/>
     <w:qFormat/>
-    <w:rsid w:val="0017226D"/>
+    <w:rsid w:val="002E3CA6"/>
     <w:pPr>
       <w:keepNext/>
       <w:keepLines/>
@@ -927,7 +945,7 @@
       <w:rFonts w:asciiTheme="majorHAnsi" w:eastAsiaTheme="majorEastAsia" w:hAnsiTheme="majorHAnsi" w:cstheme="majorBidi"/>
       <w:b/>
       <w:bCs/>
-      <w:color w:val="4F81BD" w:themeColor="accent1"/>
+      <w:color w:val="1F497D" w:themeColor="text2"/>
       <w:sz w:val="36"/>
       <w:szCs w:val="28"/>
     </w:rPr>
@@ -939,7 +957,7 @@
     <w:uiPriority w:val="9"/>
     <w:unhideWhenUsed/>
     <w:qFormat/>
-    <w:rsid w:val="004E743F"/>
+    <w:rsid w:val="002E3CA6"/>
     <w:pPr>
       <w:keepNext/>
       <w:keepLines/>
@@ -950,7 +968,7 @@
       <w:rFonts w:asciiTheme="majorHAnsi" w:eastAsiaTheme="majorEastAsia" w:hAnsiTheme="majorHAnsi" w:cstheme="majorBidi"/>
       <w:b/>
       <w:bCs/>
-      <w:color w:val="4F81BD" w:themeColor="accent1"/>
+      <w:color w:val="1F497D" w:themeColor="text2"/>
       <w:sz w:val="32"/>
     </w:rPr>
   </w:style>
@@ -961,7 +979,7 @@
     <w:uiPriority w:val="9"/>
     <w:unhideWhenUsed/>
     <w:qFormat/>
-    <w:rsid w:val="004E743F"/>
+    <w:rsid w:val="002E3CA6"/>
     <w:pPr>
       <w:keepNext/>
       <w:keepLines/>
@@ -971,7 +989,7 @@
     <w:rPr>
       <w:rFonts w:asciiTheme="majorHAnsi" w:eastAsiaTheme="majorEastAsia" w:hAnsiTheme="majorHAnsi" w:cstheme="majorBidi"/>
       <w:bCs/>
-      <w:color w:val="4F81BD" w:themeColor="accent1"/>
+      <w:color w:val="1F497D" w:themeColor="text2"/>
       <w:sz w:val="28"/>
     </w:rPr>
   </w:style>
@@ -982,6 +1000,7 @@
     <w:uiPriority w:val="9"/>
     <w:unhideWhenUsed/>
     <w:qFormat/>
+    <w:rsid w:val="002E3CA6"/>
     <w:pPr>
       <w:keepNext/>
       <w:keepLines/>
@@ -991,7 +1010,7 @@
     <w:rPr>
       <w:rFonts w:asciiTheme="majorHAnsi" w:eastAsiaTheme="majorEastAsia" w:hAnsiTheme="majorHAnsi" w:cstheme="majorBidi"/>
       <w:iCs/>
-      <w:color w:val="4F81BD" w:themeColor="accent1"/>
+      <w:color w:val="1F497D" w:themeColor="text2"/>
     </w:rPr>
   </w:style>
   <w:style w:type="paragraph" w:styleId="berschrift6">
@@ -1001,6 +1020,7 @@
     <w:uiPriority w:val="9"/>
     <w:unhideWhenUsed/>
     <w:qFormat/>
+    <w:rsid w:val="002E3CA6"/>
     <w:pPr>
       <w:keepNext/>
       <w:keepLines/>
@@ -1009,7 +1029,7 @@
     </w:pPr>
     <w:rPr>
       <w:rFonts w:asciiTheme="majorHAnsi" w:eastAsiaTheme="majorEastAsia" w:hAnsiTheme="majorHAnsi" w:cstheme="majorBidi"/>
-      <w:color w:val="4F81BD" w:themeColor="accent1"/>
+      <w:color w:val="1F497D" w:themeColor="text2"/>
     </w:rPr>
   </w:style>
   <w:style w:type="paragraph" w:styleId="berschrift7">
@@ -1019,6 +1039,7 @@
     <w:uiPriority w:val="9"/>
     <w:unhideWhenUsed/>
     <w:qFormat/>
+    <w:rsid w:val="002E3CA6"/>
     <w:pPr>
       <w:keepNext/>
       <w:keepLines/>
@@ -1027,7 +1048,7 @@
     </w:pPr>
     <w:rPr>
       <w:rFonts w:asciiTheme="majorHAnsi" w:eastAsiaTheme="majorEastAsia" w:hAnsiTheme="majorHAnsi" w:cstheme="majorBidi"/>
-      <w:color w:val="4F81BD" w:themeColor="accent1"/>
+      <w:color w:val="1F497D" w:themeColor="text2"/>
     </w:rPr>
   </w:style>
   <w:style w:type="paragraph" w:styleId="berschrift8">
@@ -1037,6 +1058,7 @@
     <w:uiPriority w:val="9"/>
     <w:unhideWhenUsed/>
     <w:qFormat/>
+    <w:rsid w:val="002E3CA6"/>
     <w:pPr>
       <w:keepNext/>
       <w:keepLines/>
@@ -1045,7 +1067,7 @@
     </w:pPr>
     <w:rPr>
       <w:rFonts w:asciiTheme="majorHAnsi" w:eastAsiaTheme="majorEastAsia" w:hAnsiTheme="majorHAnsi" w:cstheme="majorBidi"/>
-      <w:color w:val="4F81BD" w:themeColor="accent1"/>
+      <w:color w:val="1F497D" w:themeColor="text2"/>
     </w:rPr>
   </w:style>
   <w:style w:type="paragraph" w:styleId="berschrift9">
@@ -1055,6 +1077,7 @@
     <w:uiPriority w:val="9"/>
     <w:unhideWhenUsed/>
     <w:qFormat/>
+    <w:rsid w:val="002E3CA6"/>
     <w:pPr>
       <w:keepNext/>
       <w:keepLines/>
@@ -1063,7 +1086,7 @@
     </w:pPr>
     <w:rPr>
       <w:rFonts w:asciiTheme="majorHAnsi" w:eastAsiaTheme="majorEastAsia" w:hAnsiTheme="majorHAnsi" w:cstheme="majorBidi"/>
-      <w:color w:val="4F81BD" w:themeColor="accent1"/>
+      <w:color w:val="1F497D" w:themeColor="text2"/>
     </w:rPr>
   </w:style>
   <w:style w:type="character" w:default="1" w:styleId="Absatz-Standardschriftart">
@@ -1096,7 +1119,6 @@
   <w:style w:type="paragraph" w:styleId="Textkrper">
     <w:name w:val="Body Text"/>
     <w:basedOn w:val="Standard"/>
-    <w:link w:val="TextkrperZchn"/>
     <w:qFormat/>
     <w:pPr>
       <w:spacing w:before="180" w:after="180"/>
@@ -1111,7 +1133,6 @@
   <w:style w:type="paragraph" w:customStyle="1" w:styleId="Compact">
     <w:name w:val="Compact"/>
     <w:basedOn w:val="Textkrper"/>
-    <w:link w:val="CompactZchn"/>
     <w:qFormat/>
     <w:pPr>
       <w:spacing w:before="36" w:after="36"/>
@@ -1423,37 +1444,6 @@
       <w:color w:val="A6A6A6" w:themeColor="background1" w:themeShade="A6"/>
       <w:sz w:val="30"/>
       <w:szCs w:val="30"/>
-    </w:rPr>
-  </w:style>
-  <w:style w:type="paragraph" w:customStyle="1" w:styleId="Tabelle">
-    <w:name w:val="Tabelle"/>
-    <w:basedOn w:val="Compact"/>
-    <w:link w:val="TabelleZchn"/>
-    <w:qFormat/>
-    <w:rsid w:val="009B0C0A"/>
-    <w:rPr>
-      <w:rFonts w:ascii="Arial" w:hAnsi="Arial" w:cs="Arial"/>
-    </w:rPr>
-  </w:style>
-  <w:style w:type="character" w:customStyle="1" w:styleId="TextkrperZchn">
-    <w:name w:val="Textkörper Zchn"/>
-    <w:basedOn w:val="Absatz-Standardschriftart"/>
-    <w:link w:val="Textkrper"/>
-    <w:rsid w:val="009B0C0A"/>
-  </w:style>
-  <w:style w:type="character" w:customStyle="1" w:styleId="CompactZchn">
-    <w:name w:val="Compact Zchn"/>
-    <w:basedOn w:val="TextkrperZchn"/>
-    <w:link w:val="Compact"/>
-    <w:rsid w:val="009B0C0A"/>
-  </w:style>
-  <w:style w:type="character" w:customStyle="1" w:styleId="TabelleZchn">
-    <w:name w:val="Tabelle Zchn"/>
-    <w:basedOn w:val="CompactZchn"/>
-    <w:link w:val="Tabelle"/>
-    <w:rsid w:val="009B0C0A"/>
-    <w:rPr>
-      <w:rFonts w:ascii="Arial" w:hAnsi="Arial" w:cs="Arial"/>
     </w:rPr>
   </w:style>
 </w:styles>
